--- a/fuentes/722109_CF03_AD.docx
+++ b/fuentes/722109_CF03_AD.docx
@@ -6657,6 +6657,7 @@
             <w:tcW w:w="2534" w:type="dxa"/>
             <w:gridSpan w:val="2"/>
             <w:shd w:val="clear" w:color="auto" w:fill="FBE5D5"/>
+            <w:tcMar/>
           </w:tcPr>
           <w:p>
             <w:pPr>
@@ -6683,6 +6684,7 @@
             <w:tcW w:w="7620" w:type="dxa"/>
             <w:gridSpan w:val="2"/>
             <w:shd w:val="clear" w:color="auto" w:fill="FBE5D5"/>
+            <w:tcMar/>
           </w:tcPr>
           <w:p>
             <w:pPr>
@@ -6714,6 +6716,7 @@
         <w:tc>
           <w:tcPr>
             <w:tcW w:w="1267" w:type="dxa"/>
+            <w:tcMar/>
           </w:tcPr>
           <w:p>
             <w:pPr>
@@ -6739,7 +6742,8 @@
           <w:tcPr>
             <w:tcW w:w="6727" w:type="dxa"/>
             <w:gridSpan w:val="2"/>
-            <w:shd w:val="clear" w:color="auto" w:fill="FFFFFF"/>
+            <w:shd w:val="clear" w:color="auto" w:fill="FFFFFF" w:themeFill="background1"/>
+            <w:tcMar/>
           </w:tcPr>
           <w:p>
             <w:pPr>
@@ -6762,7 +6766,8 @@
         <w:tc>
           <w:tcPr>
             <w:tcW w:w="2160" w:type="dxa"/>
-            <w:shd w:val="clear" w:color="auto" w:fill="FFFFFF"/>
+            <w:shd w:val="clear" w:color="auto" w:fill="FFFFFF" w:themeFill="background1"/>
+            <w:tcMar/>
           </w:tcPr>
           <w:p>
             <w:pPr>
@@ -6783,6 +6788,7 @@
         <w:tc>
           <w:tcPr>
             <w:tcW w:w="1267" w:type="dxa"/>
+            <w:tcMar/>
           </w:tcPr>
           <w:p>
             <w:pPr>
@@ -6808,7 +6814,8 @@
           <w:tcPr>
             <w:tcW w:w="6727" w:type="dxa"/>
             <w:gridSpan w:val="2"/>
-            <w:shd w:val="clear" w:color="auto" w:fill="FFFFFF"/>
+            <w:shd w:val="clear" w:color="auto" w:fill="FFFFFF" w:themeFill="background1"/>
+            <w:tcMar/>
           </w:tcPr>
           <w:p>
             <w:pPr>
@@ -6831,7 +6838,8 @@
         <w:tc>
           <w:tcPr>
             <w:tcW w:w="2160" w:type="dxa"/>
-            <w:shd w:val="clear" w:color="auto" w:fill="FFFFFF"/>
+            <w:shd w:val="clear" w:color="auto" w:fill="FFFFFF" w:themeFill="background1"/>
+            <w:tcMar/>
           </w:tcPr>
           <w:p>
             <w:pPr>
@@ -6852,6 +6860,7 @@
         <w:tc>
           <w:tcPr>
             <w:tcW w:w="1267" w:type="dxa"/>
+            <w:tcMar/>
           </w:tcPr>
           <w:p>
             <w:pPr>
@@ -6877,7 +6886,8 @@
           <w:tcPr>
             <w:tcW w:w="6727" w:type="dxa"/>
             <w:gridSpan w:val="2"/>
-            <w:shd w:val="clear" w:color="auto" w:fill="FFFFFF"/>
+            <w:shd w:val="clear" w:color="auto" w:fill="FFFFFF" w:themeFill="background1"/>
+            <w:tcMar/>
           </w:tcPr>
           <w:p>
             <w:pPr>
@@ -6900,7 +6910,8 @@
         <w:tc>
           <w:tcPr>
             <w:tcW w:w="2160" w:type="dxa"/>
-            <w:shd w:val="clear" w:color="auto" w:fill="FFFFFF"/>
+            <w:shd w:val="clear" w:color="auto" w:fill="FFFFFF" w:themeFill="background1"/>
+            <w:tcMar/>
           </w:tcPr>
           <w:p>
             <w:pPr>
@@ -6929,6 +6940,7 @@
         <w:tc>
           <w:tcPr>
             <w:tcW w:w="1267" w:type="dxa"/>
+            <w:tcMar/>
           </w:tcPr>
           <w:p>
             <w:pPr>
@@ -6954,7 +6966,8 @@
           <w:tcPr>
             <w:tcW w:w="6727" w:type="dxa"/>
             <w:gridSpan w:val="2"/>
-            <w:shd w:val="clear" w:color="auto" w:fill="FFFFFF"/>
+            <w:shd w:val="clear" w:color="auto" w:fill="FFFFFF" w:themeFill="background1"/>
+            <w:tcMar/>
           </w:tcPr>
           <w:p>
             <w:pPr>
@@ -6977,7 +6990,8 @@
         <w:tc>
           <w:tcPr>
             <w:tcW w:w="2160" w:type="dxa"/>
-            <w:shd w:val="clear" w:color="auto" w:fill="FFFFFF"/>
+            <w:shd w:val="clear" w:color="auto" w:fill="FFFFFF" w:themeFill="background1"/>
+            <w:tcMar/>
           </w:tcPr>
           <w:p>
             <w:pPr>
@@ -7000,6 +7014,7 @@
             <w:tcW w:w="2534" w:type="dxa"/>
             <w:gridSpan w:val="2"/>
             <w:shd w:val="clear" w:color="auto" w:fill="FBE5D5"/>
+            <w:tcMar/>
           </w:tcPr>
           <w:p>
             <w:pPr>
@@ -7025,7 +7040,8 @@
           <w:tcPr>
             <w:tcW w:w="7620" w:type="dxa"/>
             <w:gridSpan w:val="2"/>
-            <w:shd w:val="clear" w:color="auto" w:fill="FFFFFF"/>
+            <w:shd w:val="clear" w:color="auto" w:fill="FFFFFF" w:themeFill="background1"/>
+            <w:tcMar/>
           </w:tcPr>
           <w:p>
             <w:pPr>
@@ -7088,6 +7104,7 @@
             <w:tcW w:w="2534" w:type="dxa"/>
             <w:gridSpan w:val="2"/>
             <w:shd w:val="clear" w:color="auto" w:fill="FBE5D5"/>
+            <w:tcMar/>
           </w:tcPr>
           <w:p>
             <w:pPr>
@@ -7113,7 +7130,8 @@
           <w:tcPr>
             <w:tcW w:w="7620" w:type="dxa"/>
             <w:gridSpan w:val="2"/>
-            <w:shd w:val="clear" w:color="auto" w:fill="FFFFFF"/>
+            <w:shd w:val="clear" w:color="auto" w:fill="FFFFFF" w:themeFill="background1"/>
+            <w:tcMar/>
           </w:tcPr>
           <w:p>
             <w:pPr>
@@ -7175,6 +7193,7 @@
             <w:tcW w:w="2534" w:type="dxa"/>
             <w:gridSpan w:val="2"/>
             <w:shd w:val="clear" w:color="auto" w:fill="FBE5D5"/>
+            <w:tcMar/>
           </w:tcPr>
           <w:p>
             <w:pPr>
@@ -7201,6 +7220,7 @@
             <w:tcW w:w="7620" w:type="dxa"/>
             <w:gridSpan w:val="2"/>
             <w:shd w:val="clear" w:color="auto" w:fill="FBE5D5"/>
+            <w:tcMar/>
           </w:tcPr>
           <w:p>
             <w:pPr>
@@ -7232,6 +7252,7 @@
         <w:tc>
           <w:tcPr>
             <w:tcW w:w="1267" w:type="dxa"/>
+            <w:tcMar/>
           </w:tcPr>
           <w:p>
             <w:pPr>
@@ -7257,7 +7278,8 @@
           <w:tcPr>
             <w:tcW w:w="6727" w:type="dxa"/>
             <w:gridSpan w:val="2"/>
-            <w:shd w:val="clear" w:color="auto" w:fill="FFFFFF"/>
+            <w:shd w:val="clear" w:color="auto" w:fill="FFFFFF" w:themeFill="background1"/>
+            <w:tcMar/>
           </w:tcPr>
           <w:p>
             <w:pPr>
@@ -7280,7 +7302,8 @@
         <w:tc>
           <w:tcPr>
             <w:tcW w:w="2160" w:type="dxa"/>
-            <w:shd w:val="clear" w:color="auto" w:fill="FFFFFF"/>
+            <w:shd w:val="clear" w:color="auto" w:fill="FFFFFF" w:themeFill="background1"/>
+            <w:tcMar/>
           </w:tcPr>
           <w:p>
             <w:pPr>
@@ -7301,6 +7324,7 @@
         <w:tc>
           <w:tcPr>
             <w:tcW w:w="1267" w:type="dxa"/>
+            <w:tcMar/>
           </w:tcPr>
           <w:p>
             <w:pPr>
@@ -7326,7 +7350,8 @@
           <w:tcPr>
             <w:tcW w:w="6727" w:type="dxa"/>
             <w:gridSpan w:val="2"/>
-            <w:shd w:val="clear" w:color="auto" w:fill="FFFFFF"/>
+            <w:shd w:val="clear" w:color="auto" w:fill="FFFFFF" w:themeFill="background1"/>
+            <w:tcMar/>
           </w:tcPr>
           <w:p>
             <w:pPr>
@@ -7349,7 +7374,8 @@
         <w:tc>
           <w:tcPr>
             <w:tcW w:w="2160" w:type="dxa"/>
-            <w:shd w:val="clear" w:color="auto" w:fill="FFFFFF"/>
+            <w:shd w:val="clear" w:color="auto" w:fill="FFFFFF" w:themeFill="background1"/>
+            <w:tcMar/>
           </w:tcPr>
           <w:p>
             <w:pPr>
@@ -7370,6 +7396,7 @@
         <w:tc>
           <w:tcPr>
             <w:tcW w:w="1267" w:type="dxa"/>
+            <w:tcMar/>
           </w:tcPr>
           <w:p>
             <w:pPr>
@@ -7395,7 +7422,8 @@
           <w:tcPr>
             <w:tcW w:w="6727" w:type="dxa"/>
             <w:gridSpan w:val="2"/>
-            <w:shd w:val="clear" w:color="auto" w:fill="FFFFFF"/>
+            <w:shd w:val="clear" w:color="auto" w:fill="FFFFFF" w:themeFill="background1"/>
+            <w:tcMar/>
           </w:tcPr>
           <w:p>
             <w:pPr>
@@ -7418,7 +7446,8 @@
         <w:tc>
           <w:tcPr>
             <w:tcW w:w="2160" w:type="dxa"/>
-            <w:shd w:val="clear" w:color="auto" w:fill="FFFFFF"/>
+            <w:shd w:val="clear" w:color="auto" w:fill="FFFFFF" w:themeFill="background1"/>
+            <w:tcMar/>
           </w:tcPr>
           <w:p>
             <w:pPr>
@@ -7447,6 +7476,7 @@
         <w:tc>
           <w:tcPr>
             <w:tcW w:w="1267" w:type="dxa"/>
+            <w:tcMar/>
           </w:tcPr>
           <w:p>
             <w:pPr>
@@ -7472,7 +7502,8 @@
           <w:tcPr>
             <w:tcW w:w="6727" w:type="dxa"/>
             <w:gridSpan w:val="2"/>
-            <w:shd w:val="clear" w:color="auto" w:fill="FFFFFF"/>
+            <w:shd w:val="clear" w:color="auto" w:fill="FFFFFF" w:themeFill="background1"/>
+            <w:tcMar/>
           </w:tcPr>
           <w:p>
             <w:pPr>
@@ -7503,7 +7534,8 @@
         <w:tc>
           <w:tcPr>
             <w:tcW w:w="2160" w:type="dxa"/>
-            <w:shd w:val="clear" w:color="auto" w:fill="FFFFFF"/>
+            <w:shd w:val="clear" w:color="auto" w:fill="FFFFFF" w:themeFill="background1"/>
+            <w:tcMar/>
           </w:tcPr>
           <w:p>
             <w:pPr>
@@ -7526,6 +7558,7 @@
             <w:tcW w:w="2534" w:type="dxa"/>
             <w:gridSpan w:val="2"/>
             <w:shd w:val="clear" w:color="auto" w:fill="FBE5D5"/>
+            <w:tcMar/>
           </w:tcPr>
           <w:p>
             <w:pPr>
@@ -7551,12 +7584,152 @@
           <w:tcPr>
             <w:tcW w:w="7620" w:type="dxa"/>
             <w:gridSpan w:val="2"/>
-            <w:shd w:val="clear" w:color="auto" w:fill="FFFFFF"/>
-          </w:tcPr>
-          <w:p>
-            <w:pPr>
-              <w:rPr>
-                <w:rFonts w:eastAsia="Calibri"/>
+            <w:shd w:val="clear" w:color="auto" w:fill="FFFFFF" w:themeFill="background1"/>
+            <w:tcMar/>
+          </w:tcPr>
+          <w:p>
+            <w:pPr>
+              <w:rPr>
+                <w:rFonts w:eastAsia="Calibri"/>
+                <w:sz w:val="20"/>
+                <w:szCs w:val="20"/>
+              </w:rPr>
+            </w:pPr>
+            <w:r>
+              <w:rPr>
+                <w:rFonts w:eastAsia="Calibri"/>
+                <w:sz w:val="20"/>
+                <w:szCs w:val="20"/>
+              </w:rPr>
+              <w:t>Se evidencia un adecuado dominio d</w:t>
+            </w:r>
+            <w:r>
+              <w:rPr>
+                <w:rFonts w:eastAsia="Calibri"/>
+                <w:sz w:val="20"/>
+                <w:szCs w:val="20"/>
+              </w:rPr>
+              <w:t>e la interpretación de las causas y el funcionamiento y objetivos del árbol del problema.</w:t>
+            </w:r>
+          </w:p>
+        </w:tc>
+      </w:tr>
+      <w:tr>
+        <w:trPr>
+          <w:trHeight w:val="220"/>
+        </w:trPr>
+        <w:tc>
+          <w:tcPr>
+            <w:tcW w:w="2534" w:type="dxa"/>
+            <w:gridSpan w:val="2"/>
+            <w:shd w:val="clear" w:color="auto" w:fill="FBE5D5"/>
+            <w:tcMar/>
+          </w:tcPr>
+          <w:p>
+            <w:pPr>
+              <w:rPr>
+                <w:rFonts w:eastAsia="Calibri"/>
+                <w:b/>
+                <w:sz w:val="20"/>
+                <w:szCs w:val="20"/>
+              </w:rPr>
+            </w:pPr>
+            <w:r>
+              <w:rPr>
+                <w:rFonts w:eastAsia="Calibri"/>
+                <w:b/>
+                <w:sz w:val="20"/>
+                <w:szCs w:val="20"/>
+              </w:rPr>
+              <w:t>Comentario respuesta incorrecta</w:t>
+            </w:r>
+          </w:p>
+        </w:tc>
+        <w:tc>
+          <w:tcPr>
+            <w:tcW w:w="7620" w:type="dxa"/>
+            <w:gridSpan w:val="2"/>
+            <w:shd w:val="clear" w:color="auto" w:fill="FFFFFF" w:themeFill="background1"/>
+            <w:tcMar/>
+          </w:tcPr>
+          <w:p>
+            <w:pPr>
+              <w:rPr>
+                <w:rFonts w:eastAsia="Calibri"/>
+                <w:sz w:val="20"/>
+                <w:szCs w:val="20"/>
+              </w:rPr>
+            </w:pPr>
+            <w:r>
+              <w:rPr>
+                <w:rFonts w:eastAsia="Calibri"/>
+                <w:sz w:val="20"/>
+                <w:szCs w:val="20"/>
+              </w:rPr>
+              <w:t xml:space="preserve">Se recomienda revisar nuevamente los contenidos del componente formativo relacionados </w:t>
+            </w:r>
+            <w:r>
+              <w:rPr>
+                <w:rFonts w:eastAsia="Calibri"/>
+                <w:sz w:val="20"/>
+                <w:szCs w:val="20"/>
+              </w:rPr>
+              <w:t xml:space="preserve">con </w:t>
+            </w:r>
+            <w:r>
+              <w:rPr>
+                <w:rFonts w:eastAsia="Calibri"/>
+                <w:sz w:val="20"/>
+                <w:szCs w:val="20"/>
+              </w:rPr>
+              <w:t xml:space="preserve">la temática del arbol del problema y su funcionamiento. </w:t>
+            </w:r>
+          </w:p>
+        </w:tc>
+      </w:tr>
+      <w:tr>
+        <w:trPr>
+          <w:trHeight w:val="220"/>
+        </w:trPr>
+        <w:tc>
+          <w:tcPr>
+            <w:tcW w:w="2534" w:type="dxa"/>
+            <w:gridSpan w:val="2"/>
+            <w:shd w:val="clear" w:color="auto" w:fill="FBE5D5"/>
+            <w:tcMar/>
+          </w:tcPr>
+          <w:p>
+            <w:pPr>
+              <w:rPr>
+                <w:rFonts w:eastAsia="Calibri"/>
+                <w:b/>
+                <w:sz w:val="20"/>
+                <w:szCs w:val="20"/>
+              </w:rPr>
+            </w:pPr>
+            <w:r>
+              <w:rPr>
+                <w:rFonts w:eastAsia="Calibri"/>
+                <w:b/>
+                <w:sz w:val="20"/>
+                <w:szCs w:val="20"/>
+              </w:rPr>
+              <w:t>Pregunta 13</w:t>
+            </w:r>
+          </w:p>
+        </w:tc>
+        <w:tc>
+          <w:tcPr>
+            <w:tcW w:w="7620" w:type="dxa"/>
+            <w:gridSpan w:val="2"/>
+            <w:shd w:val="clear" w:color="auto" w:fill="FBE5D5"/>
+            <w:tcMar/>
+          </w:tcPr>
+          <w:p>
+            <w:pPr>
+              <w:rPr>
+                <w:rFonts w:eastAsia="Calibri"/>
+                <w:b/>
                 <w:bCs/>
                 <w:sz w:val="20"/>
                 <w:szCs w:val="20"/>
@@ -7565,10 +7738,366 @@
             <w:r>
               <w:rPr>
                 <w:rFonts w:eastAsia="Calibri"/>
+                <w:b/>
                 <w:bCs/>
                 <w:sz w:val="20"/>
                 <w:szCs w:val="20"/>
               </w:rPr>
+              <w:t>El árbol de objetivos se construye a partir de:</w:t>
+            </w:r>
+          </w:p>
+        </w:tc>
+      </w:tr>
+      <w:tr>
+        <w:trPr>
+          <w:trHeight w:val="220"/>
+        </w:trPr>
+        <w:tc>
+          <w:tcPr>
+            <w:tcW w:w="1267" w:type="dxa"/>
+            <w:tcMar/>
+          </w:tcPr>
+          <w:p>
+            <w:pPr>
+              <w:rPr>
+                <w:rFonts w:eastAsia="Calibri"/>
+                <w:b/>
+                <w:sz w:val="20"/>
+                <w:szCs w:val="20"/>
+              </w:rPr>
+            </w:pPr>
+            <w:r>
+              <w:rPr>
+                <w:rFonts w:eastAsia="Calibri"/>
+                <w:b/>
+                <w:sz w:val="20"/>
+                <w:szCs w:val="20"/>
+              </w:rPr>
+              <w:t>Opción a)</w:t>
+            </w:r>
+          </w:p>
+        </w:tc>
+        <w:tc>
+          <w:tcPr>
+            <w:tcW w:w="6727" w:type="dxa"/>
+            <w:gridSpan w:val="2"/>
+            <w:shd w:val="clear" w:color="auto" w:fill="FFFFFF" w:themeFill="background1"/>
+            <w:tcMar/>
+          </w:tcPr>
+          <w:p>
+            <w:pPr>
+              <w:rPr>
+                <w:rFonts w:eastAsia="Calibri"/>
+                <w:sz w:val="20"/>
+                <w:szCs w:val="20"/>
+              </w:rPr>
+            </w:pPr>
+            <w:r>
+              <w:rPr>
+                <w:rFonts w:eastAsia="Calibri"/>
+                <w:sz w:val="20"/>
+                <w:szCs w:val="20"/>
+              </w:rPr>
+              <w:t>La eliminación de actividades.</w:t>
+            </w:r>
+          </w:p>
+        </w:tc>
+        <w:tc>
+          <w:tcPr>
+            <w:tcW w:w="2160" w:type="dxa"/>
+            <w:shd w:val="clear" w:color="auto" w:fill="FFFFFF" w:themeFill="background1"/>
+            <w:tcMar/>
+          </w:tcPr>
+          <w:p>
+            <w:pPr>
+              <w:widowControl w:val="0"/>
+              <w:rPr>
+                <w:rFonts w:eastAsia="Calibri"/>
+                <w:sz w:val="20"/>
+                <w:szCs w:val="20"/>
+              </w:rPr>
+            </w:pPr>
+          </w:p>
+        </w:tc>
+      </w:tr>
+      <w:tr>
+        <w:trPr>
+          <w:trHeight w:val="220"/>
+        </w:trPr>
+        <w:tc>
+          <w:tcPr>
+            <w:tcW w:w="1267" w:type="dxa"/>
+            <w:tcMar/>
+          </w:tcPr>
+          <w:p>
+            <w:pPr>
+              <w:rPr>
+                <w:rFonts w:eastAsia="Calibri"/>
+                <w:b/>
+                <w:sz w:val="20"/>
+                <w:szCs w:val="20"/>
+              </w:rPr>
+            </w:pPr>
+            <w:r>
+              <w:rPr>
+                <w:rFonts w:eastAsia="Calibri"/>
+                <w:b/>
+                <w:sz w:val="20"/>
+                <w:szCs w:val="20"/>
+              </w:rPr>
+              <w:t>Opción b)</w:t>
+            </w:r>
+          </w:p>
+        </w:tc>
+        <w:tc>
+          <w:tcPr>
+            <w:tcW w:w="6727" w:type="dxa"/>
+            <w:gridSpan w:val="2"/>
+            <w:shd w:val="clear" w:color="auto" w:fill="FFFFFF" w:themeFill="background1"/>
+            <w:tcMar/>
+          </w:tcPr>
+          <w:p>
+            <w:pPr>
+              <w:rPr>
+                <w:rFonts w:eastAsia="Calibri"/>
+                <w:sz w:val="20"/>
+                <w:szCs w:val="20"/>
+              </w:rPr>
+            </w:pPr>
+            <w:r>
+              <w:rPr>
+                <w:rFonts w:eastAsia="Calibri"/>
+                <w:sz w:val="20"/>
+                <w:szCs w:val="20"/>
+              </w:rPr>
+              <w:t>La transformación de problemas en situaciones positivas deseadas.</w:t>
+            </w:r>
+          </w:p>
+        </w:tc>
+        <w:tc>
+          <w:tcPr>
+            <w:tcW w:w="2160" w:type="dxa"/>
+            <w:shd w:val="clear" w:color="auto" w:fill="FFFFFF" w:themeFill="background1"/>
+            <w:tcMar/>
+          </w:tcPr>
+          <w:p>
+            <w:pPr>
+              <w:widowControl w:val="0"/>
+              <w:rPr>
+                <w:rFonts w:eastAsia="Calibri"/>
+                <w:sz w:val="20"/>
+                <w:szCs w:val="20"/>
+              </w:rPr>
+            </w:pPr>
+            <w:r>
+              <w:rPr>
+                <w:rFonts w:eastAsia="Calibri"/>
+                <w:sz w:val="20"/>
+                <w:szCs w:val="20"/>
+              </w:rPr>
+              <w:t>X</w:t>
+            </w:r>
+          </w:p>
+        </w:tc>
+      </w:tr>
+      <w:tr>
+        <w:trPr>
+          <w:trHeight w:val="220"/>
+        </w:trPr>
+        <w:tc>
+          <w:tcPr>
+            <w:tcW w:w="1267" w:type="dxa"/>
+            <w:tcMar/>
+          </w:tcPr>
+          <w:p>
+            <w:pPr>
+              <w:rPr>
+                <w:rFonts w:eastAsia="Calibri"/>
+                <w:b/>
+                <w:sz w:val="20"/>
+                <w:szCs w:val="20"/>
+              </w:rPr>
+            </w:pPr>
+            <w:r>
+              <w:rPr>
+                <w:rFonts w:eastAsia="Calibri"/>
+                <w:b/>
+                <w:sz w:val="20"/>
+                <w:szCs w:val="20"/>
+              </w:rPr>
+              <w:t>Opción c)</w:t>
+            </w:r>
+          </w:p>
+        </w:tc>
+        <w:tc>
+          <w:tcPr>
+            <w:tcW w:w="6727" w:type="dxa"/>
+            <w:gridSpan w:val="2"/>
+            <w:shd w:val="clear" w:color="auto" w:fill="FFFFFF" w:themeFill="background1"/>
+            <w:tcMar/>
+          </w:tcPr>
+          <w:p>
+            <w:pPr>
+              <w:rPr>
+                <w:rFonts w:eastAsia="Calibri"/>
+                <w:sz w:val="20"/>
+                <w:szCs w:val="20"/>
+              </w:rPr>
+            </w:pPr>
+            <w:r>
+              <w:rPr>
+                <w:rFonts w:eastAsia="Calibri"/>
+                <w:sz w:val="20"/>
+                <w:szCs w:val="20"/>
+              </w:rPr>
+              <w:t>Los estados financieros.</w:t>
+            </w:r>
+          </w:p>
+        </w:tc>
+        <w:tc>
+          <w:tcPr>
+            <w:tcW w:w="2160" w:type="dxa"/>
+            <w:shd w:val="clear" w:color="auto" w:fill="FFFFFF" w:themeFill="background1"/>
+            <w:tcMar/>
+          </w:tcPr>
+          <w:p>
+            <w:pPr>
+              <w:widowControl w:val="0"/>
+              <w:rPr>
+                <w:rFonts w:eastAsia="Calibri"/>
+                <w:sz w:val="20"/>
+                <w:szCs w:val="20"/>
+              </w:rPr>
+            </w:pPr>
+          </w:p>
+        </w:tc>
+      </w:tr>
+      <w:tr>
+        <w:trPr>
+          <w:trHeight w:val="220"/>
+        </w:trPr>
+        <w:tc>
+          <w:tcPr>
+            <w:tcW w:w="1267" w:type="dxa"/>
+            <w:tcMar/>
+          </w:tcPr>
+          <w:p>
+            <w:pPr>
+              <w:rPr>
+                <w:rFonts w:eastAsia="Calibri"/>
+                <w:b/>
+                <w:sz w:val="20"/>
+                <w:szCs w:val="20"/>
+              </w:rPr>
+            </w:pPr>
+            <w:r>
+              <w:rPr>
+                <w:rFonts w:eastAsia="Calibri"/>
+                <w:b/>
+                <w:sz w:val="20"/>
+                <w:szCs w:val="20"/>
+              </w:rPr>
+              <w:t>Opción d)</w:t>
+            </w:r>
+          </w:p>
+        </w:tc>
+        <w:tc>
+          <w:tcPr>
+            <w:tcW w:w="6727" w:type="dxa"/>
+            <w:gridSpan w:val="2"/>
+            <w:shd w:val="clear" w:color="auto" w:fill="FFFFFF" w:themeFill="background1"/>
+            <w:tcMar/>
+          </w:tcPr>
+          <w:p>
+            <w:pPr>
+              <w:rPr>
+                <w:rFonts w:eastAsia="Calibri"/>
+                <w:sz w:val="20"/>
+                <w:szCs w:val="20"/>
+              </w:rPr>
+            </w:pPr>
+            <w:r>
+              <w:rPr>
+                <w:rFonts w:eastAsia="Calibri"/>
+                <w:sz w:val="20"/>
+                <w:szCs w:val="20"/>
+              </w:rPr>
+              <w:t>El análisis de mercado.</w:t>
+            </w:r>
+          </w:p>
+        </w:tc>
+        <w:tc>
+          <w:tcPr>
+            <w:tcW w:w="2160" w:type="dxa"/>
+            <w:shd w:val="clear" w:color="auto" w:fill="FFFFFF" w:themeFill="background1"/>
+            <w:tcMar/>
+          </w:tcPr>
+          <w:p>
+            <w:pPr>
+              <w:widowControl w:val="0"/>
+              <w:rPr>
+                <w:rFonts w:eastAsia="Calibri"/>
+                <w:sz w:val="20"/>
+                <w:szCs w:val="20"/>
+              </w:rPr>
+            </w:pPr>
+          </w:p>
+        </w:tc>
+      </w:tr>
+      <w:tr>
+        <w:trPr>
+          <w:trHeight w:val="220"/>
+        </w:trPr>
+        <w:tc>
+          <w:tcPr>
+            <w:tcW w:w="2534" w:type="dxa"/>
+            <w:gridSpan w:val="2"/>
+            <w:shd w:val="clear" w:color="auto" w:fill="FBE5D5"/>
+            <w:tcMar/>
+          </w:tcPr>
+          <w:p>
+            <w:pPr>
+              <w:rPr>
+                <w:rFonts w:eastAsia="Calibri"/>
+                <w:b/>
+                <w:sz w:val="20"/>
+                <w:szCs w:val="20"/>
+              </w:rPr>
+            </w:pPr>
+            <w:r>
+              <w:rPr>
+                <w:rFonts w:eastAsia="Calibri"/>
+                <w:b/>
+                <w:sz w:val="20"/>
+                <w:szCs w:val="20"/>
+              </w:rPr>
+              <w:t>Comentario respuesta correcta</w:t>
+            </w:r>
+          </w:p>
+        </w:tc>
+        <w:tc>
+          <w:tcPr>
+            <w:tcW w:w="7620" w:type="dxa"/>
+            <w:gridSpan w:val="2"/>
+            <w:shd w:val="clear" w:color="auto" w:fill="FFFFFF" w:themeFill="background1"/>
+            <w:tcMar/>
+          </w:tcPr>
+          <w:p>
+            <w:pPr>
+              <w:rPr>
+                <w:rFonts w:eastAsia="Calibri"/>
+                <w:bCs/>
+                <w:sz w:val="20"/>
+                <w:szCs w:val="20"/>
+              </w:rPr>
+            </w:pPr>
+            <w:r>
+              <w:rPr>
+                <w:rFonts w:eastAsia="Calibri"/>
+                <w:bCs/>
+                <w:sz w:val="20"/>
+                <w:szCs w:val="20"/>
+              </w:rPr>
               <w:t xml:space="preserve">Se evidencia un adecuado dominio de los conceptos relacionados </w:t>
             </w:r>
             <w:r>
@@ -7582,16 +8111,21 @@
             </w:r>
             <w:r>
               <w:rPr>
-                <w:rFonts w:eastAsia="Calibri"/>
-                <w:sz w:val="20"/>
-                <w:szCs w:val="20"/>
-              </w:rPr>
-              <w:t>agroecología y la evaluación ambiental de los sistemas agrícolas</w:t>
-            </w:r>
-            <w:r>
-              <w:rPr>
-                <w:rFonts w:eastAsia="Calibri"/>
-                <w:bCs/>
+                <w:sz w:val="20"/>
+                <w:szCs w:val="20"/>
+              </w:rPr>
+              <w:t>f</w:t>
+            </w:r>
+            <w:r>
+              <w:rPr>
+                <w:sz w:val="20"/>
+                <w:szCs w:val="20"/>
+              </w:rPr>
+              <w:t>ormulación de proyectos agropecuarios bajo el enfoque metodológico de marco lógico</w:t>
+            </w:r>
+            <w:r>
+              <w:rPr>
+                <w:rFonts w:eastAsia="Calibri"/>
                 <w:sz w:val="20"/>
                 <w:szCs w:val="20"/>
               </w:rPr>
@@ -7609,510 +8143,7 @@
             <w:tcW w:w="2534" w:type="dxa"/>
             <w:gridSpan w:val="2"/>
             <w:shd w:val="clear" w:color="auto" w:fill="FBE5D5"/>
-          </w:tcPr>
-          <w:p>
-            <w:pPr>
-              <w:rPr>
-                <w:rFonts w:eastAsia="Calibri"/>
-                <w:b/>
-                <w:sz w:val="20"/>
-                <w:szCs w:val="20"/>
-              </w:rPr>
-            </w:pPr>
-            <w:r>
-              <w:rPr>
-                <w:rFonts w:eastAsia="Calibri"/>
-                <w:b/>
-                <w:sz w:val="20"/>
-                <w:szCs w:val="20"/>
-              </w:rPr>
-              <w:t>Comentario respuesta incorrecta</w:t>
-            </w:r>
-          </w:p>
-        </w:tc>
-        <w:tc>
-          <w:tcPr>
-            <w:tcW w:w="7620" w:type="dxa"/>
-            <w:gridSpan w:val="2"/>
-            <w:shd w:val="clear" w:color="auto" w:fill="FFFFFF"/>
-          </w:tcPr>
-          <w:p>
-            <w:pPr>
-              <w:rPr>
-                <w:rFonts w:eastAsia="Calibri"/>
-                <w:bCs/>
-                <w:sz w:val="20"/>
-                <w:szCs w:val="20"/>
-              </w:rPr>
-            </w:pPr>
-            <w:r>
-              <w:rPr>
-                <w:rFonts w:eastAsia="Calibri"/>
-                <w:sz w:val="20"/>
-                <w:szCs w:val="20"/>
-              </w:rPr>
-              <w:t xml:space="preserve">Se recomienda revisar nuevamente los contenidos del componente formativo relacionados </w:t>
-            </w:r>
-            <w:r>
-              <w:rPr>
-                <w:rFonts w:eastAsia="Calibri"/>
-                <w:bCs/>
-                <w:sz w:val="20"/>
-                <w:szCs w:val="20"/>
-              </w:rPr>
-              <w:t xml:space="preserve">con la </w:t>
-            </w:r>
-            <w:r>
-              <w:rPr>
-                <w:rFonts w:eastAsia="Calibri"/>
-                <w:sz w:val="20"/>
-                <w:szCs w:val="20"/>
-              </w:rPr>
-              <w:t>agroecología y la evaluación ambiental de los sistemas agrícolas.</w:t>
-            </w:r>
-          </w:p>
-        </w:tc>
-      </w:tr>
-      <w:tr>
-        <w:trPr>
-          <w:trHeight w:val="220"/>
-        </w:trPr>
-        <w:tc>
-          <w:tcPr>
-            <w:tcW w:w="2534" w:type="dxa"/>
-            <w:gridSpan w:val="2"/>
-            <w:shd w:val="clear" w:color="auto" w:fill="FBE5D5"/>
-          </w:tcPr>
-          <w:p>
-            <w:pPr>
-              <w:rPr>
-                <w:rFonts w:eastAsia="Calibri"/>
-                <w:b/>
-                <w:sz w:val="20"/>
-                <w:szCs w:val="20"/>
-              </w:rPr>
-            </w:pPr>
-            <w:r>
-              <w:rPr>
-                <w:rFonts w:eastAsia="Calibri"/>
-                <w:b/>
-                <w:sz w:val="20"/>
-                <w:szCs w:val="20"/>
-              </w:rPr>
-              <w:t>Pregunta 13</w:t>
-            </w:r>
-          </w:p>
-        </w:tc>
-        <w:tc>
-          <w:tcPr>
-            <w:tcW w:w="7620" w:type="dxa"/>
-            <w:gridSpan w:val="2"/>
-            <w:shd w:val="clear" w:color="auto" w:fill="FBE5D5"/>
-          </w:tcPr>
-          <w:p>
-            <w:pPr>
-              <w:rPr>
-                <w:rFonts w:eastAsia="Calibri"/>
-                <w:b/>
-                <w:bCs/>
-                <w:sz w:val="20"/>
-                <w:szCs w:val="20"/>
-              </w:rPr>
-            </w:pPr>
-            <w:r>
-              <w:rPr>
-                <w:rFonts w:eastAsia="Calibri"/>
-                <w:b/>
-                <w:bCs/>
-                <w:sz w:val="20"/>
-                <w:szCs w:val="20"/>
-              </w:rPr>
-              <w:t>El árbol de objetivos se construye a partir de:</w:t>
-            </w:r>
-          </w:p>
-        </w:tc>
-      </w:tr>
-      <w:tr>
-        <w:trPr>
-          <w:trHeight w:val="220"/>
-        </w:trPr>
-        <w:tc>
-          <w:tcPr>
-            <w:tcW w:w="1267" w:type="dxa"/>
-          </w:tcPr>
-          <w:p>
-            <w:pPr>
-              <w:rPr>
-                <w:rFonts w:eastAsia="Calibri"/>
-                <w:b/>
-                <w:sz w:val="20"/>
-                <w:szCs w:val="20"/>
-              </w:rPr>
-            </w:pPr>
-            <w:r>
-              <w:rPr>
-                <w:rFonts w:eastAsia="Calibri"/>
-                <w:b/>
-                <w:sz w:val="20"/>
-                <w:szCs w:val="20"/>
-              </w:rPr>
-              <w:t>Opción a)</w:t>
-            </w:r>
-          </w:p>
-        </w:tc>
-        <w:tc>
-          <w:tcPr>
-            <w:tcW w:w="6727" w:type="dxa"/>
-            <w:gridSpan w:val="2"/>
-            <w:shd w:val="clear" w:color="auto" w:fill="FFFFFF"/>
-          </w:tcPr>
-          <w:p>
-            <w:pPr>
-              <w:rPr>
-                <w:rFonts w:eastAsia="Calibri"/>
-                <w:sz w:val="20"/>
-                <w:szCs w:val="20"/>
-              </w:rPr>
-            </w:pPr>
-            <w:r>
-              <w:rPr>
-                <w:rFonts w:eastAsia="Calibri"/>
-                <w:sz w:val="20"/>
-                <w:szCs w:val="20"/>
-              </w:rPr>
-              <w:t>La eliminación de actividades.</w:t>
-            </w:r>
-          </w:p>
-        </w:tc>
-        <w:tc>
-          <w:tcPr>
-            <w:tcW w:w="2160" w:type="dxa"/>
-            <w:shd w:val="clear" w:color="auto" w:fill="FFFFFF"/>
-          </w:tcPr>
-          <w:p>
-            <w:pPr>
-              <w:widowControl w:val="0"/>
-              <w:rPr>
-                <w:rFonts w:eastAsia="Calibri"/>
-                <w:sz w:val="20"/>
-                <w:szCs w:val="20"/>
-              </w:rPr>
-            </w:pPr>
-          </w:p>
-        </w:tc>
-      </w:tr>
-      <w:tr>
-        <w:trPr>
-          <w:trHeight w:val="220"/>
-        </w:trPr>
-        <w:tc>
-          <w:tcPr>
-            <w:tcW w:w="1267" w:type="dxa"/>
-          </w:tcPr>
-          <w:p>
-            <w:pPr>
-              <w:rPr>
-                <w:rFonts w:eastAsia="Calibri"/>
-                <w:b/>
-                <w:sz w:val="20"/>
-                <w:szCs w:val="20"/>
-              </w:rPr>
-            </w:pPr>
-            <w:r>
-              <w:rPr>
-                <w:rFonts w:eastAsia="Calibri"/>
-                <w:b/>
-                <w:sz w:val="20"/>
-                <w:szCs w:val="20"/>
-              </w:rPr>
-              <w:t>Opción b)</w:t>
-            </w:r>
-          </w:p>
-        </w:tc>
-        <w:tc>
-          <w:tcPr>
-            <w:tcW w:w="6727" w:type="dxa"/>
-            <w:gridSpan w:val="2"/>
-            <w:shd w:val="clear" w:color="auto" w:fill="FFFFFF"/>
-          </w:tcPr>
-          <w:p>
-            <w:pPr>
-              <w:rPr>
-                <w:rFonts w:eastAsia="Calibri"/>
-                <w:sz w:val="20"/>
-                <w:szCs w:val="20"/>
-              </w:rPr>
-            </w:pPr>
-            <w:r>
-              <w:rPr>
-                <w:rFonts w:eastAsia="Calibri"/>
-                <w:sz w:val="20"/>
-                <w:szCs w:val="20"/>
-              </w:rPr>
-              <w:t>La transformación de problemas en situaciones positivas deseadas.</w:t>
-            </w:r>
-          </w:p>
-        </w:tc>
-        <w:tc>
-          <w:tcPr>
-            <w:tcW w:w="2160" w:type="dxa"/>
-            <w:shd w:val="clear" w:color="auto" w:fill="FFFFFF"/>
-          </w:tcPr>
-          <w:p>
-            <w:pPr>
-              <w:widowControl w:val="0"/>
-              <w:rPr>
-                <w:rFonts w:eastAsia="Calibri"/>
-                <w:sz w:val="20"/>
-                <w:szCs w:val="20"/>
-              </w:rPr>
-            </w:pPr>
-            <w:r>
-              <w:rPr>
-                <w:rFonts w:eastAsia="Calibri"/>
-                <w:sz w:val="20"/>
-                <w:szCs w:val="20"/>
-              </w:rPr>
-              <w:t>X</w:t>
-            </w:r>
-          </w:p>
-        </w:tc>
-      </w:tr>
-      <w:tr>
-        <w:trPr>
-          <w:trHeight w:val="220"/>
-        </w:trPr>
-        <w:tc>
-          <w:tcPr>
-            <w:tcW w:w="1267" w:type="dxa"/>
-          </w:tcPr>
-          <w:p>
-            <w:pPr>
-              <w:rPr>
-                <w:rFonts w:eastAsia="Calibri"/>
-                <w:b/>
-                <w:sz w:val="20"/>
-                <w:szCs w:val="20"/>
-              </w:rPr>
-            </w:pPr>
-            <w:r>
-              <w:rPr>
-                <w:rFonts w:eastAsia="Calibri"/>
-                <w:b/>
-                <w:sz w:val="20"/>
-                <w:szCs w:val="20"/>
-              </w:rPr>
-              <w:t>Opción c)</w:t>
-            </w:r>
-          </w:p>
-        </w:tc>
-        <w:tc>
-          <w:tcPr>
-            <w:tcW w:w="6727" w:type="dxa"/>
-            <w:gridSpan w:val="2"/>
-            <w:shd w:val="clear" w:color="auto" w:fill="FFFFFF"/>
-          </w:tcPr>
-          <w:p>
-            <w:pPr>
-              <w:rPr>
-                <w:rFonts w:eastAsia="Calibri"/>
-                <w:sz w:val="20"/>
-                <w:szCs w:val="20"/>
-              </w:rPr>
-            </w:pPr>
-            <w:r>
-              <w:rPr>
-                <w:rFonts w:eastAsia="Calibri"/>
-                <w:sz w:val="20"/>
-                <w:szCs w:val="20"/>
-              </w:rPr>
-              <w:t>Los estados financieros.</w:t>
-            </w:r>
-          </w:p>
-        </w:tc>
-        <w:tc>
-          <w:tcPr>
-            <w:tcW w:w="2160" w:type="dxa"/>
-            <w:shd w:val="clear" w:color="auto" w:fill="FFFFFF"/>
-          </w:tcPr>
-          <w:p>
-            <w:pPr>
-              <w:widowControl w:val="0"/>
-              <w:rPr>
-                <w:rFonts w:eastAsia="Calibri"/>
-                <w:sz w:val="20"/>
-                <w:szCs w:val="20"/>
-              </w:rPr>
-            </w:pPr>
-          </w:p>
-        </w:tc>
-      </w:tr>
-      <w:tr>
-        <w:trPr>
-          <w:trHeight w:val="220"/>
-        </w:trPr>
-        <w:tc>
-          <w:tcPr>
-            <w:tcW w:w="1267" w:type="dxa"/>
-          </w:tcPr>
-          <w:p>
-            <w:pPr>
-              <w:rPr>
-                <w:rFonts w:eastAsia="Calibri"/>
-                <w:b/>
-                <w:sz w:val="20"/>
-                <w:szCs w:val="20"/>
-              </w:rPr>
-            </w:pPr>
-            <w:r>
-              <w:rPr>
-                <w:rFonts w:eastAsia="Calibri"/>
-                <w:b/>
-                <w:sz w:val="20"/>
-                <w:szCs w:val="20"/>
-              </w:rPr>
-              <w:t>Opción d)</w:t>
-            </w:r>
-          </w:p>
-        </w:tc>
-        <w:tc>
-          <w:tcPr>
-            <w:tcW w:w="6727" w:type="dxa"/>
-            <w:gridSpan w:val="2"/>
-            <w:shd w:val="clear" w:color="auto" w:fill="FFFFFF"/>
-          </w:tcPr>
-          <w:p>
-            <w:pPr>
-              <w:rPr>
-                <w:rFonts w:eastAsia="Calibri"/>
-                <w:sz w:val="20"/>
-                <w:szCs w:val="20"/>
-              </w:rPr>
-            </w:pPr>
-            <w:r>
-              <w:rPr>
-                <w:rFonts w:eastAsia="Calibri"/>
-                <w:sz w:val="20"/>
-                <w:szCs w:val="20"/>
-              </w:rPr>
-              <w:t>El análisis de mercado.</w:t>
-            </w:r>
-          </w:p>
-        </w:tc>
-        <w:tc>
-          <w:tcPr>
-            <w:tcW w:w="2160" w:type="dxa"/>
-            <w:shd w:val="clear" w:color="auto" w:fill="FFFFFF"/>
-          </w:tcPr>
-          <w:p>
-            <w:pPr>
-              <w:widowControl w:val="0"/>
-              <w:rPr>
-                <w:rFonts w:eastAsia="Calibri"/>
-                <w:sz w:val="20"/>
-                <w:szCs w:val="20"/>
-              </w:rPr>
-            </w:pPr>
-          </w:p>
-        </w:tc>
-      </w:tr>
-      <w:tr>
-        <w:trPr>
-          <w:trHeight w:val="220"/>
-        </w:trPr>
-        <w:tc>
-          <w:tcPr>
-            <w:tcW w:w="2534" w:type="dxa"/>
-            <w:gridSpan w:val="2"/>
-            <w:shd w:val="clear" w:color="auto" w:fill="FBE5D5"/>
-          </w:tcPr>
-          <w:p>
-            <w:pPr>
-              <w:rPr>
-                <w:rFonts w:eastAsia="Calibri"/>
-                <w:b/>
-                <w:sz w:val="20"/>
-                <w:szCs w:val="20"/>
-              </w:rPr>
-            </w:pPr>
-            <w:r>
-              <w:rPr>
-                <w:rFonts w:eastAsia="Calibri"/>
-                <w:b/>
-                <w:sz w:val="20"/>
-                <w:szCs w:val="20"/>
-              </w:rPr>
-              <w:t>Comentario respuesta correcta</w:t>
-            </w:r>
-          </w:p>
-        </w:tc>
-        <w:tc>
-          <w:tcPr>
-            <w:tcW w:w="7620" w:type="dxa"/>
-            <w:gridSpan w:val="2"/>
-            <w:shd w:val="clear" w:color="auto" w:fill="FFFFFF"/>
-          </w:tcPr>
-          <w:p>
-            <w:pPr>
-              <w:rPr>
-                <w:rFonts w:eastAsia="Calibri"/>
-                <w:bCs/>
-                <w:sz w:val="20"/>
-                <w:szCs w:val="20"/>
-              </w:rPr>
-            </w:pPr>
-            <w:r>
-              <w:rPr>
-                <w:rFonts w:eastAsia="Calibri"/>
-                <w:bCs/>
-                <w:sz w:val="20"/>
-                <w:szCs w:val="20"/>
-              </w:rPr>
-              <w:t xml:space="preserve">Se evidencia un adecuado dominio de los conceptos relacionados </w:t>
-            </w:r>
-            <w:r>
-              <w:rPr>
-                <w:rFonts w:eastAsia="Calibri"/>
-                <w:bCs/>
-                <w:sz w:val="20"/>
-                <w:szCs w:val="20"/>
-              </w:rPr>
-              <w:t xml:space="preserve">con la </w:t>
-            </w:r>
-            <w:r>
-              <w:rPr>
-                <w:sz w:val="20"/>
-                <w:szCs w:val="20"/>
-              </w:rPr>
-              <w:t>f</w:t>
-            </w:r>
-            <w:r>
-              <w:rPr>
-                <w:sz w:val="20"/>
-                <w:szCs w:val="20"/>
-              </w:rPr>
-              <w:t>ormulación de proyectos agropecuarios bajo el enfoque metodológico de marco lógico</w:t>
-            </w:r>
-            <w:r>
-              <w:rPr>
-                <w:rFonts w:eastAsia="Calibri"/>
-                <w:sz w:val="20"/>
-                <w:szCs w:val="20"/>
-              </w:rPr>
-              <w:t>.</w:t>
-            </w:r>
-          </w:p>
-        </w:tc>
-      </w:tr>
-      <w:tr>
-        <w:trPr>
-          <w:trHeight w:val="220"/>
-        </w:trPr>
-        <w:tc>
-          <w:tcPr>
-            <w:tcW w:w="2534" w:type="dxa"/>
-            <w:gridSpan w:val="2"/>
-            <w:shd w:val="clear" w:color="auto" w:fill="FBE5D5"/>
+            <w:tcMar/>
           </w:tcPr>
           <w:p>
             <w:pPr>
@@ -8139,7 +8170,8 @@
           <w:tcPr>
             <w:tcW w:w="7620" w:type="dxa"/>
             <w:gridSpan w:val="2"/>
-            <w:shd w:val="clear" w:color="auto" w:fill="FFFFFF"/>
+            <w:shd w:val="clear" w:color="auto" w:fill="FFFFFF" w:themeFill="background1"/>
+            <w:tcMar/>
           </w:tcPr>
           <w:p>
             <w:pPr>
@@ -8201,6 +8233,7 @@
             <w:tcW w:w="2534" w:type="dxa"/>
             <w:gridSpan w:val="2"/>
             <w:shd w:val="clear" w:color="auto" w:fill="FBE5D5"/>
+            <w:tcMar/>
           </w:tcPr>
           <w:p>
             <w:pPr>
@@ -8227,6 +8260,7 @@
             <w:tcW w:w="7620" w:type="dxa"/>
             <w:gridSpan w:val="2"/>
             <w:shd w:val="clear" w:color="auto" w:fill="FBE5D5"/>
+            <w:tcMar/>
           </w:tcPr>
           <w:p>
             <w:pPr>
@@ -8258,6 +8292,7 @@
         <w:tc>
           <w:tcPr>
             <w:tcW w:w="1267" w:type="dxa"/>
+            <w:tcMar/>
           </w:tcPr>
           <w:p>
             <w:pPr>
@@ -8283,7 +8318,8 @@
           <w:tcPr>
             <w:tcW w:w="6727" w:type="dxa"/>
             <w:gridSpan w:val="2"/>
-            <w:shd w:val="clear" w:color="auto" w:fill="FFFFFF"/>
+            <w:shd w:val="clear" w:color="auto" w:fill="FFFFFF" w:themeFill="background1"/>
+            <w:tcMar/>
           </w:tcPr>
           <w:p>
             <w:pPr>
@@ -8306,7 +8342,8 @@
         <w:tc>
           <w:tcPr>
             <w:tcW w:w="2160" w:type="dxa"/>
-            <w:shd w:val="clear" w:color="auto" w:fill="FFFFFF"/>
+            <w:shd w:val="clear" w:color="auto" w:fill="FFFFFF" w:themeFill="background1"/>
+            <w:tcMar/>
           </w:tcPr>
           <w:p>
             <w:pPr>
@@ -8335,6 +8372,7 @@
         <w:tc>
           <w:tcPr>
             <w:tcW w:w="1267" w:type="dxa"/>
+            <w:tcMar/>
           </w:tcPr>
           <w:p>
             <w:pPr>
@@ -8360,7 +8398,8 @@
           <w:tcPr>
             <w:tcW w:w="6727" w:type="dxa"/>
             <w:gridSpan w:val="2"/>
-            <w:shd w:val="clear" w:color="auto" w:fill="FFFFFF"/>
+            <w:shd w:val="clear" w:color="auto" w:fill="FFFFFF" w:themeFill="background1"/>
+            <w:tcMar/>
           </w:tcPr>
           <w:p>
             <w:pPr>
@@ -8383,7 +8422,8 @@
         <w:tc>
           <w:tcPr>
             <w:tcW w:w="2160" w:type="dxa"/>
-            <w:shd w:val="clear" w:color="auto" w:fill="FFFFFF"/>
+            <w:shd w:val="clear" w:color="auto" w:fill="FFFFFF" w:themeFill="background1"/>
+            <w:tcMar/>
           </w:tcPr>
           <w:p>
             <w:pPr>
@@ -8404,6 +8444,7 @@
         <w:tc>
           <w:tcPr>
             <w:tcW w:w="1267" w:type="dxa"/>
+            <w:tcMar/>
           </w:tcPr>
           <w:p>
             <w:pPr>
@@ -8429,7 +8470,8 @@
           <w:tcPr>
             <w:tcW w:w="6727" w:type="dxa"/>
             <w:gridSpan w:val="2"/>
-            <w:shd w:val="clear" w:color="auto" w:fill="FFFFFF"/>
+            <w:shd w:val="clear" w:color="auto" w:fill="FFFFFF" w:themeFill="background1"/>
+            <w:tcMar/>
           </w:tcPr>
           <w:p>
             <w:pPr>
@@ -8452,7 +8494,8 @@
         <w:tc>
           <w:tcPr>
             <w:tcW w:w="2160" w:type="dxa"/>
-            <w:shd w:val="clear" w:color="auto" w:fill="FFFFFF"/>
+            <w:shd w:val="clear" w:color="auto" w:fill="FFFFFF" w:themeFill="background1"/>
+            <w:tcMar/>
           </w:tcPr>
           <w:p>
             <w:pPr>
@@ -8473,6 +8516,7 @@
         <w:tc>
           <w:tcPr>
             <w:tcW w:w="1267" w:type="dxa"/>
+            <w:tcMar/>
           </w:tcPr>
           <w:p>
             <w:pPr>
@@ -8498,7 +8542,8 @@
           <w:tcPr>
             <w:tcW w:w="6727" w:type="dxa"/>
             <w:gridSpan w:val="2"/>
-            <w:shd w:val="clear" w:color="auto" w:fill="FFFFFF"/>
+            <w:shd w:val="clear" w:color="auto" w:fill="FFFFFF" w:themeFill="background1"/>
+            <w:tcMar/>
           </w:tcPr>
           <w:p>
             <w:pPr>
@@ -8521,7 +8566,8 @@
         <w:tc>
           <w:tcPr>
             <w:tcW w:w="2160" w:type="dxa"/>
-            <w:shd w:val="clear" w:color="auto" w:fill="FFFFFF"/>
+            <w:shd w:val="clear" w:color="auto" w:fill="FFFFFF" w:themeFill="background1"/>
+            <w:tcMar/>
           </w:tcPr>
           <w:p>
             <w:pPr>
@@ -8544,6 +8590,7 @@
             <w:tcW w:w="2534" w:type="dxa"/>
             <w:gridSpan w:val="2"/>
             <w:shd w:val="clear" w:color="auto" w:fill="FBE5D5"/>
+            <w:tcMar/>
           </w:tcPr>
           <w:p>
             <w:pPr>
@@ -8569,7 +8616,8 @@
           <w:tcPr>
             <w:tcW w:w="7620" w:type="dxa"/>
             <w:gridSpan w:val="2"/>
-            <w:shd w:val="clear" w:color="auto" w:fill="FFFFFF"/>
+            <w:shd w:val="clear" w:color="auto" w:fill="FFFFFF" w:themeFill="background1"/>
+            <w:tcMar/>
           </w:tcPr>
           <w:p>
             <w:pPr>
@@ -8632,6 +8680,7 @@
             <w:tcW w:w="2534" w:type="dxa"/>
             <w:gridSpan w:val="2"/>
             <w:shd w:val="clear" w:color="auto" w:fill="FBE5D5"/>
+            <w:tcMar/>
           </w:tcPr>
           <w:p>
             <w:pPr>
@@ -8657,7 +8706,8 @@
           <w:tcPr>
             <w:tcW w:w="7620" w:type="dxa"/>
             <w:gridSpan w:val="2"/>
-            <w:shd w:val="clear" w:color="auto" w:fill="FFFFFF"/>
+            <w:shd w:val="clear" w:color="auto" w:fill="FFFFFF" w:themeFill="background1"/>
+            <w:tcMar/>
           </w:tcPr>
           <w:p>
             <w:pPr>
@@ -8719,6 +8769,7 @@
             <w:tcW w:w="2534" w:type="dxa"/>
             <w:gridSpan w:val="2"/>
             <w:shd w:val="clear" w:color="auto" w:fill="FBE5D5"/>
+            <w:tcMar/>
           </w:tcPr>
           <w:p>
             <w:pPr>
@@ -8745,6 +8796,7 @@
             <w:tcW w:w="7620" w:type="dxa"/>
             <w:gridSpan w:val="2"/>
             <w:shd w:val="clear" w:color="auto" w:fill="FBE5D5"/>
+            <w:tcMar/>
           </w:tcPr>
           <w:p>
             <w:pPr>
@@ -8776,6 +8828,7 @@
         <w:tc>
           <w:tcPr>
             <w:tcW w:w="1267" w:type="dxa"/>
+            <w:tcMar/>
           </w:tcPr>
           <w:p>
             <w:pPr>
@@ -8801,7 +8854,8 @@
           <w:tcPr>
             <w:tcW w:w="6727" w:type="dxa"/>
             <w:gridSpan w:val="2"/>
-            <w:shd w:val="clear" w:color="auto" w:fill="FFFFFF"/>
+            <w:shd w:val="clear" w:color="auto" w:fill="FFFFFF" w:themeFill="background1"/>
+            <w:tcMar/>
           </w:tcPr>
           <w:p>
             <w:pPr>
@@ -8824,7 +8878,8 @@
         <w:tc>
           <w:tcPr>
             <w:tcW w:w="2160" w:type="dxa"/>
-            <w:shd w:val="clear" w:color="auto" w:fill="FFFFFF"/>
+            <w:shd w:val="clear" w:color="auto" w:fill="FFFFFF" w:themeFill="background1"/>
+            <w:tcMar/>
           </w:tcPr>
           <w:p>
             <w:pPr>
@@ -8853,6 +8908,7 @@
         <w:tc>
           <w:tcPr>
             <w:tcW w:w="1267" w:type="dxa"/>
+            <w:tcMar/>
           </w:tcPr>
           <w:p>
             <w:pPr>
@@ -8878,7 +8934,8 @@
           <w:tcPr>
             <w:tcW w:w="6727" w:type="dxa"/>
             <w:gridSpan w:val="2"/>
-            <w:shd w:val="clear" w:color="auto" w:fill="FFFFFF"/>
+            <w:shd w:val="clear" w:color="auto" w:fill="FFFFFF" w:themeFill="background1"/>
+            <w:tcMar/>
           </w:tcPr>
           <w:p>
             <w:pPr>
@@ -8901,7 +8958,8 @@
         <w:tc>
           <w:tcPr>
             <w:tcW w:w="2160" w:type="dxa"/>
-            <w:shd w:val="clear" w:color="auto" w:fill="FFFFFF"/>
+            <w:shd w:val="clear" w:color="auto" w:fill="FFFFFF" w:themeFill="background1"/>
+            <w:tcMar/>
           </w:tcPr>
           <w:p>
             <w:pPr>
@@ -8922,6 +8980,7 @@
         <w:tc>
           <w:tcPr>
             <w:tcW w:w="1267" w:type="dxa"/>
+            <w:tcMar/>
           </w:tcPr>
           <w:p>
             <w:pPr>
@@ -8947,7 +9006,8 @@
           <w:tcPr>
             <w:tcW w:w="6727" w:type="dxa"/>
             <w:gridSpan w:val="2"/>
-            <w:shd w:val="clear" w:color="auto" w:fill="FFFFFF"/>
+            <w:shd w:val="clear" w:color="auto" w:fill="FFFFFF" w:themeFill="background1"/>
+            <w:tcMar/>
           </w:tcPr>
           <w:p>
             <w:pPr>
@@ -8970,7 +9030,8 @@
         <w:tc>
           <w:tcPr>
             <w:tcW w:w="2160" w:type="dxa"/>
-            <w:shd w:val="clear" w:color="auto" w:fill="FFFFFF"/>
+            <w:shd w:val="clear" w:color="auto" w:fill="FFFFFF" w:themeFill="background1"/>
+            <w:tcMar/>
           </w:tcPr>
           <w:p>
             <w:pPr>
@@ -8991,6 +9052,7 @@
         <w:tc>
           <w:tcPr>
             <w:tcW w:w="1267" w:type="dxa"/>
+            <w:tcMar/>
           </w:tcPr>
           <w:p>
             <w:pPr>
@@ -9016,7 +9078,8 @@
           <w:tcPr>
             <w:tcW w:w="6727" w:type="dxa"/>
             <w:gridSpan w:val="2"/>
-            <w:shd w:val="clear" w:color="auto" w:fill="FFFFFF"/>
+            <w:shd w:val="clear" w:color="auto" w:fill="FFFFFF" w:themeFill="background1"/>
+            <w:tcMar/>
           </w:tcPr>
           <w:p>
             <w:pPr>
@@ -9047,7 +9110,8 @@
         <w:tc>
           <w:tcPr>
             <w:tcW w:w="2160" w:type="dxa"/>
-            <w:shd w:val="clear" w:color="auto" w:fill="FFFFFF"/>
+            <w:shd w:val="clear" w:color="auto" w:fill="FFFFFF" w:themeFill="background1"/>
+            <w:tcMar/>
           </w:tcPr>
           <w:p>
             <w:pPr>
@@ -9070,6 +9134,7 @@
             <w:tcW w:w="2534" w:type="dxa"/>
             <w:gridSpan w:val="2"/>
             <w:shd w:val="clear" w:color="auto" w:fill="FBE5D5"/>
+            <w:tcMar/>
           </w:tcPr>
           <w:p>
             <w:pPr>
@@ -9095,7 +9160,8 @@
           <w:tcPr>
             <w:tcW w:w="7620" w:type="dxa"/>
             <w:gridSpan w:val="2"/>
-            <w:shd w:val="clear" w:color="auto" w:fill="FFFFFF"/>
+            <w:shd w:val="clear" w:color="auto" w:fill="FFFFFF" w:themeFill="background1"/>
+            <w:tcMar/>
           </w:tcPr>
           <w:p>
             <w:pPr>
@@ -9158,6 +9224,7 @@
             <w:tcW w:w="2534" w:type="dxa"/>
             <w:gridSpan w:val="2"/>
             <w:shd w:val="clear" w:color="auto" w:fill="FBE5D5"/>
+            <w:tcMar/>
           </w:tcPr>
           <w:p>
             <w:pPr>
@@ -9183,7 +9250,8 @@
           <w:tcPr>
             <w:tcW w:w="7620" w:type="dxa"/>
             <w:gridSpan w:val="2"/>
-            <w:shd w:val="clear" w:color="auto" w:fill="FFFFFF"/>
+            <w:shd w:val="clear" w:color="auto" w:fill="FFFFFF" w:themeFill="background1"/>
+            <w:tcMar/>
           </w:tcPr>
           <w:p>
             <w:pPr>
@@ -9245,6 +9313,7 @@
             <w:tcW w:w="2534" w:type="dxa"/>
             <w:gridSpan w:val="2"/>
             <w:shd w:val="clear" w:color="auto" w:fill="FBE5D5"/>
+            <w:tcMar/>
           </w:tcPr>
           <w:p>
             <w:pPr>
@@ -9271,6 +9340,7 @@
             <w:tcW w:w="7620" w:type="dxa"/>
             <w:gridSpan w:val="2"/>
             <w:shd w:val="clear" w:color="auto" w:fill="FBE5D5"/>
+            <w:tcMar/>
           </w:tcPr>
           <w:p>
             <w:pPr>
@@ -9302,6 +9372,7 @@
         <w:tc>
           <w:tcPr>
             <w:tcW w:w="1267" w:type="dxa"/>
+            <w:tcMar/>
           </w:tcPr>
           <w:p>
             <w:pPr>
@@ -9327,7 +9398,8 @@
           <w:tcPr>
             <w:tcW w:w="6727" w:type="dxa"/>
             <w:gridSpan w:val="2"/>
-            <w:shd w:val="clear" w:color="auto" w:fill="FFFFFF"/>
+            <w:shd w:val="clear" w:color="auto" w:fill="FFFFFF" w:themeFill="background1"/>
+            <w:tcMar/>
           </w:tcPr>
           <w:p>
             <w:pPr>
@@ -9350,7 +9422,8 @@
         <w:tc>
           <w:tcPr>
             <w:tcW w:w="2160" w:type="dxa"/>
-            <w:shd w:val="clear" w:color="auto" w:fill="FFFFFF"/>
+            <w:shd w:val="clear" w:color="auto" w:fill="FFFFFF" w:themeFill="background1"/>
+            <w:tcMar/>
           </w:tcPr>
           <w:p>
             <w:pPr>
@@ -9379,6 +9452,7 @@
         <w:tc>
           <w:tcPr>
             <w:tcW w:w="1267" w:type="dxa"/>
+            <w:tcMar/>
           </w:tcPr>
           <w:p>
             <w:pPr>
@@ -9404,7 +9478,8 @@
           <w:tcPr>
             <w:tcW w:w="6727" w:type="dxa"/>
             <w:gridSpan w:val="2"/>
-            <w:shd w:val="clear" w:color="auto" w:fill="FFFFFF"/>
+            <w:shd w:val="clear" w:color="auto" w:fill="FFFFFF" w:themeFill="background1"/>
+            <w:tcMar/>
           </w:tcPr>
           <w:p>
             <w:pPr>
@@ -9435,7 +9510,8 @@
         <w:tc>
           <w:tcPr>
             <w:tcW w:w="2160" w:type="dxa"/>
-            <w:shd w:val="clear" w:color="auto" w:fill="FFFFFF"/>
+            <w:shd w:val="clear" w:color="auto" w:fill="FFFFFF" w:themeFill="background1"/>
+            <w:tcMar/>
           </w:tcPr>
           <w:p>
             <w:pPr>
@@ -9456,6 +9532,7 @@
         <w:tc>
           <w:tcPr>
             <w:tcW w:w="1267" w:type="dxa"/>
+            <w:tcMar/>
           </w:tcPr>
           <w:p>
             <w:pPr>
@@ -9481,7 +9558,8 @@
           <w:tcPr>
             <w:tcW w:w="6727" w:type="dxa"/>
             <w:gridSpan w:val="2"/>
-            <w:shd w:val="clear" w:color="auto" w:fill="FFFFFF"/>
+            <w:shd w:val="clear" w:color="auto" w:fill="FFFFFF" w:themeFill="background1"/>
+            <w:tcMar/>
           </w:tcPr>
           <w:p>
             <w:pPr>
@@ -9504,7 +9582,8 @@
         <w:tc>
           <w:tcPr>
             <w:tcW w:w="2160" w:type="dxa"/>
-            <w:shd w:val="clear" w:color="auto" w:fill="FFFFFF"/>
+            <w:shd w:val="clear" w:color="auto" w:fill="FFFFFF" w:themeFill="background1"/>
+            <w:tcMar/>
           </w:tcPr>
           <w:p>
             <w:pPr>
@@ -9525,6 +9604,7 @@
         <w:tc>
           <w:tcPr>
             <w:tcW w:w="1267" w:type="dxa"/>
+            <w:tcMar/>
           </w:tcPr>
           <w:p>
             <w:pPr>
@@ -9550,7 +9630,8 @@
           <w:tcPr>
             <w:tcW w:w="6727" w:type="dxa"/>
             <w:gridSpan w:val="2"/>
-            <w:shd w:val="clear" w:color="auto" w:fill="FFFFFF"/>
+            <w:shd w:val="clear" w:color="auto" w:fill="FFFFFF" w:themeFill="background1"/>
+            <w:tcMar/>
           </w:tcPr>
           <w:p>
             <w:pPr>
@@ -9581,7 +9662,8 @@
         <w:tc>
           <w:tcPr>
             <w:tcW w:w="2160" w:type="dxa"/>
-            <w:shd w:val="clear" w:color="auto" w:fill="FFFFFF"/>
+            <w:shd w:val="clear" w:color="auto" w:fill="FFFFFF" w:themeFill="background1"/>
+            <w:tcMar/>
           </w:tcPr>
           <w:p>
             <w:pPr>
@@ -9604,6 +9686,7 @@
             <w:tcW w:w="2534" w:type="dxa"/>
             <w:gridSpan w:val="2"/>
             <w:shd w:val="clear" w:color="auto" w:fill="FBE5D5"/>
+            <w:tcMar/>
           </w:tcPr>
           <w:p>
             <w:pPr>
@@ -9629,7 +9712,8 @@
           <w:tcPr>
             <w:tcW w:w="7620" w:type="dxa"/>
             <w:gridSpan w:val="2"/>
-            <w:shd w:val="clear" w:color="auto" w:fill="FFFFFF"/>
+            <w:shd w:val="clear" w:color="auto" w:fill="FFFFFF" w:themeFill="background1"/>
+            <w:tcMar/>
           </w:tcPr>
           <w:p>
             <w:pPr>
@@ -9692,6 +9776,7 @@
             <w:tcW w:w="2534" w:type="dxa"/>
             <w:gridSpan w:val="2"/>
             <w:shd w:val="clear" w:color="auto" w:fill="FBE5D5"/>
+            <w:tcMar/>
           </w:tcPr>
           <w:p>
             <w:pPr>
@@ -9717,7 +9802,8 @@
           <w:tcPr>
             <w:tcW w:w="7620" w:type="dxa"/>
             <w:gridSpan w:val="2"/>
-            <w:shd w:val="clear" w:color="auto" w:fill="FFFFFF"/>
+            <w:shd w:val="clear" w:color="auto" w:fill="FFFFFF" w:themeFill="background1"/>
+            <w:tcMar/>
           </w:tcPr>
           <w:p>
             <w:pPr>
@@ -9779,6 +9865,7 @@
             <w:tcW w:w="2534" w:type="dxa"/>
             <w:gridSpan w:val="2"/>
             <w:shd w:val="clear" w:color="auto" w:fill="FBE5D5"/>
+            <w:tcMar/>
           </w:tcPr>
           <w:p>
             <w:pPr>
@@ -9805,6 +9892,7 @@
             <w:tcW w:w="7620" w:type="dxa"/>
             <w:gridSpan w:val="2"/>
             <w:shd w:val="clear" w:color="auto" w:fill="FBE5D5"/>
+            <w:tcMar/>
           </w:tcPr>
           <w:p>
             <w:pPr>
@@ -9836,6 +9924,7 @@
         <w:tc>
           <w:tcPr>
             <w:tcW w:w="1267" w:type="dxa"/>
+            <w:tcMar/>
           </w:tcPr>
           <w:p>
             <w:pPr>
@@ -9861,7 +9950,8 @@
           <w:tcPr>
             <w:tcW w:w="6727" w:type="dxa"/>
             <w:gridSpan w:val="2"/>
-            <w:shd w:val="clear" w:color="auto" w:fill="FFFFFF"/>
+            <w:shd w:val="clear" w:color="auto" w:fill="FFFFFF" w:themeFill="background1"/>
+            <w:tcMar/>
           </w:tcPr>
           <w:p>
             <w:pPr>
@@ -9884,7 +9974,8 @@
         <w:tc>
           <w:tcPr>
             <w:tcW w:w="2160" w:type="dxa"/>
-            <w:shd w:val="clear" w:color="auto" w:fill="FFFFFF"/>
+            <w:shd w:val="clear" w:color="auto" w:fill="FFFFFF" w:themeFill="background1"/>
+            <w:tcMar/>
           </w:tcPr>
           <w:p>
             <w:pPr>
@@ -9905,6 +9996,7 @@
         <w:tc>
           <w:tcPr>
             <w:tcW w:w="1267" w:type="dxa"/>
+            <w:tcMar/>
           </w:tcPr>
           <w:p>
             <w:pPr>
@@ -9930,7 +10022,8 @@
           <w:tcPr>
             <w:tcW w:w="6727" w:type="dxa"/>
             <w:gridSpan w:val="2"/>
-            <w:shd w:val="clear" w:color="auto" w:fill="FFFFFF"/>
+            <w:shd w:val="clear" w:color="auto" w:fill="FFFFFF" w:themeFill="background1"/>
+            <w:tcMar/>
           </w:tcPr>
           <w:p>
             <w:pPr>
@@ -9953,7 +10046,8 @@
         <w:tc>
           <w:tcPr>
             <w:tcW w:w="2160" w:type="dxa"/>
-            <w:shd w:val="clear" w:color="auto" w:fill="FFFFFF"/>
+            <w:shd w:val="clear" w:color="auto" w:fill="FFFFFF" w:themeFill="background1"/>
+            <w:tcMar/>
           </w:tcPr>
           <w:p>
             <w:pPr>
@@ -9982,6 +10076,7 @@
         <w:tc>
           <w:tcPr>
             <w:tcW w:w="1267" w:type="dxa"/>
+            <w:tcMar/>
           </w:tcPr>
           <w:p>
             <w:pPr>
@@ -10007,7 +10102,8 @@
           <w:tcPr>
             <w:tcW w:w="6727" w:type="dxa"/>
             <w:gridSpan w:val="2"/>
-            <w:shd w:val="clear" w:color="auto" w:fill="FFFFFF"/>
+            <w:shd w:val="clear" w:color="auto" w:fill="FFFFFF" w:themeFill="background1"/>
+            <w:tcMar/>
           </w:tcPr>
           <w:p>
             <w:pPr>
@@ -10030,7 +10126,8 @@
         <w:tc>
           <w:tcPr>
             <w:tcW w:w="2160" w:type="dxa"/>
-            <w:shd w:val="clear" w:color="auto" w:fill="FFFFFF"/>
+            <w:shd w:val="clear" w:color="auto" w:fill="FFFFFF" w:themeFill="background1"/>
+            <w:tcMar/>
           </w:tcPr>
           <w:p>
             <w:pPr>
@@ -10051,6 +10148,7 @@
         <w:tc>
           <w:tcPr>
             <w:tcW w:w="1267" w:type="dxa"/>
+            <w:tcMar/>
           </w:tcPr>
           <w:p>
             <w:pPr>
@@ -10076,7 +10174,8 @@
           <w:tcPr>
             <w:tcW w:w="6727" w:type="dxa"/>
             <w:gridSpan w:val="2"/>
-            <w:shd w:val="clear" w:color="auto" w:fill="FFFFFF"/>
+            <w:shd w:val="clear" w:color="auto" w:fill="FFFFFF" w:themeFill="background1"/>
+            <w:tcMar/>
           </w:tcPr>
           <w:p>
             <w:pPr>
@@ -10099,7 +10198,8 @@
         <w:tc>
           <w:tcPr>
             <w:tcW w:w="2160" w:type="dxa"/>
-            <w:shd w:val="clear" w:color="auto" w:fill="FFFFFF"/>
+            <w:shd w:val="clear" w:color="auto" w:fill="FFFFFF" w:themeFill="background1"/>
+            <w:tcMar/>
           </w:tcPr>
           <w:p>
             <w:pPr>
@@ -10122,6 +10222,7 @@
             <w:tcW w:w="2534" w:type="dxa"/>
             <w:gridSpan w:val="2"/>
             <w:shd w:val="clear" w:color="auto" w:fill="FBE5D5"/>
+            <w:tcMar/>
           </w:tcPr>
           <w:p>
             <w:pPr>
@@ -10147,7 +10248,8 @@
           <w:tcPr>
             <w:tcW w:w="7620" w:type="dxa"/>
             <w:gridSpan w:val="2"/>
-            <w:shd w:val="clear" w:color="auto" w:fill="FFFFFF"/>
+            <w:shd w:val="clear" w:color="auto" w:fill="FFFFFF" w:themeFill="background1"/>
+            <w:tcMar/>
           </w:tcPr>
           <w:p>
             <w:pPr>
@@ -10210,6 +10312,7 @@
             <w:tcW w:w="2534" w:type="dxa"/>
             <w:gridSpan w:val="2"/>
             <w:shd w:val="clear" w:color="auto" w:fill="FBE5D5"/>
+            <w:tcMar/>
           </w:tcPr>
           <w:p>
             <w:pPr>
@@ -10236,7 +10339,8 @@
           <w:tcPr>
             <w:tcW w:w="7620" w:type="dxa"/>
             <w:gridSpan w:val="2"/>
-            <w:shd w:val="clear" w:color="auto" w:fill="FFFFFF"/>
+            <w:shd w:val="clear" w:color="auto" w:fill="FFFFFF" w:themeFill="background1"/>
+            <w:tcMar/>
           </w:tcPr>
           <w:p>
             <w:pPr>
@@ -10298,6 +10402,7 @@
             <w:tcW w:w="2534" w:type="dxa"/>
             <w:gridSpan w:val="2"/>
             <w:shd w:val="clear" w:color="auto" w:fill="FBE5D5"/>
+            <w:tcMar/>
           </w:tcPr>
           <w:p>
             <w:pPr>
@@ -10324,6 +10429,7 @@
             <w:tcW w:w="7620" w:type="dxa"/>
             <w:gridSpan w:val="2"/>
             <w:shd w:val="clear" w:color="auto" w:fill="FBE5D5"/>
+            <w:tcMar/>
           </w:tcPr>
           <w:p>
             <w:pPr>
@@ -10355,6 +10461,7 @@
         <w:tc>
           <w:tcPr>
             <w:tcW w:w="1267" w:type="dxa"/>
+            <w:tcMar/>
           </w:tcPr>
           <w:p>
             <w:pPr>
@@ -10380,7 +10487,8 @@
           <w:tcPr>
             <w:tcW w:w="6727" w:type="dxa"/>
             <w:gridSpan w:val="2"/>
-            <w:shd w:val="clear" w:color="auto" w:fill="FFFFFF"/>
+            <w:shd w:val="clear" w:color="auto" w:fill="FFFFFF" w:themeFill="background1"/>
+            <w:tcMar/>
           </w:tcPr>
           <w:p>
             <w:pPr>
@@ -10403,7 +10511,8 @@
         <w:tc>
           <w:tcPr>
             <w:tcW w:w="2160" w:type="dxa"/>
-            <w:shd w:val="clear" w:color="auto" w:fill="FFFFFF"/>
+            <w:shd w:val="clear" w:color="auto" w:fill="FFFFFF" w:themeFill="background1"/>
+            <w:tcMar/>
           </w:tcPr>
           <w:p>
             <w:pPr>
@@ -10424,6 +10533,7 @@
         <w:tc>
           <w:tcPr>
             <w:tcW w:w="1267" w:type="dxa"/>
+            <w:tcMar/>
           </w:tcPr>
           <w:p>
             <w:pPr>
@@ -10449,7 +10559,8 @@
           <w:tcPr>
             <w:tcW w:w="6727" w:type="dxa"/>
             <w:gridSpan w:val="2"/>
-            <w:shd w:val="clear" w:color="auto" w:fill="FFFFFF"/>
+            <w:shd w:val="clear" w:color="auto" w:fill="FFFFFF" w:themeFill="background1"/>
+            <w:tcMar/>
           </w:tcPr>
           <w:p>
             <w:pPr>
@@ -10472,7 +10583,8 @@
         <w:tc>
           <w:tcPr>
             <w:tcW w:w="2160" w:type="dxa"/>
-            <w:shd w:val="clear" w:color="auto" w:fill="FFFFFF"/>
+            <w:shd w:val="clear" w:color="auto" w:fill="FFFFFF" w:themeFill="background1"/>
+            <w:tcMar/>
           </w:tcPr>
           <w:p>
             <w:pPr>
@@ -10493,6 +10605,7 @@
         <w:tc>
           <w:tcPr>
             <w:tcW w:w="1267" w:type="dxa"/>
+            <w:tcMar/>
           </w:tcPr>
           <w:p>
             <w:pPr>
@@ -10518,7 +10631,8 @@
           <w:tcPr>
             <w:tcW w:w="6727" w:type="dxa"/>
             <w:gridSpan w:val="2"/>
-            <w:shd w:val="clear" w:color="auto" w:fill="FFFFFF"/>
+            <w:shd w:val="clear" w:color="auto" w:fill="FFFFFF" w:themeFill="background1"/>
+            <w:tcMar/>
           </w:tcPr>
           <w:p>
             <w:pPr>
@@ -10541,7 +10655,8 @@
         <w:tc>
           <w:tcPr>
             <w:tcW w:w="2160" w:type="dxa"/>
-            <w:shd w:val="clear" w:color="auto" w:fill="FFFFFF"/>
+            <w:shd w:val="clear" w:color="auto" w:fill="FFFFFF" w:themeFill="background1"/>
+            <w:tcMar/>
           </w:tcPr>
           <w:p>
             <w:pPr>
@@ -10570,6 +10685,7 @@
         <w:tc>
           <w:tcPr>
             <w:tcW w:w="1267" w:type="dxa"/>
+            <w:tcMar/>
           </w:tcPr>
           <w:p>
             <w:pPr>
@@ -10595,7 +10711,8 @@
           <w:tcPr>
             <w:tcW w:w="6727" w:type="dxa"/>
             <w:gridSpan w:val="2"/>
-            <w:shd w:val="clear" w:color="auto" w:fill="FFFFFF"/>
+            <w:shd w:val="clear" w:color="auto" w:fill="FFFFFF" w:themeFill="background1"/>
+            <w:tcMar/>
           </w:tcPr>
           <w:p>
             <w:pPr>
@@ -10618,7 +10735,8 @@
         <w:tc>
           <w:tcPr>
             <w:tcW w:w="2160" w:type="dxa"/>
-            <w:shd w:val="clear" w:color="auto" w:fill="FFFFFF"/>
+            <w:shd w:val="clear" w:color="auto" w:fill="FFFFFF" w:themeFill="background1"/>
+            <w:tcMar/>
           </w:tcPr>
           <w:p>
             <w:pPr>
@@ -10641,6 +10759,7 @@
             <w:tcW w:w="2534" w:type="dxa"/>
             <w:gridSpan w:val="2"/>
             <w:shd w:val="clear" w:color="auto" w:fill="FBE5D5"/>
+            <w:tcMar/>
           </w:tcPr>
           <w:p>
             <w:pPr>
@@ -10666,7 +10785,8 @@
           <w:tcPr>
             <w:tcW w:w="7620" w:type="dxa"/>
             <w:gridSpan w:val="2"/>
-            <w:shd w:val="clear" w:color="auto" w:fill="FFFFFF"/>
+            <w:shd w:val="clear" w:color="auto" w:fill="FFFFFF" w:themeFill="background1"/>
+            <w:tcMar/>
           </w:tcPr>
           <w:p>
             <w:pPr>
@@ -10729,6 +10849,7 @@
             <w:tcW w:w="2534" w:type="dxa"/>
             <w:gridSpan w:val="2"/>
             <w:shd w:val="clear" w:color="auto" w:fill="FBE5D5"/>
+            <w:tcMar/>
           </w:tcPr>
           <w:p>
             <w:pPr>
@@ -10754,7 +10875,8 @@
           <w:tcPr>
             <w:tcW w:w="7620" w:type="dxa"/>
             <w:gridSpan w:val="2"/>
-            <w:shd w:val="clear" w:color="auto" w:fill="FFFFFF"/>
+            <w:shd w:val="clear" w:color="auto" w:fill="FFFFFF" w:themeFill="background1"/>
+            <w:tcMar/>
           </w:tcPr>
           <w:p>
             <w:pPr>
@@ -10816,6 +10938,7 @@
             <w:tcW w:w="2534" w:type="dxa"/>
             <w:gridSpan w:val="2"/>
             <w:shd w:val="clear" w:color="auto" w:fill="FBE5D5"/>
+            <w:tcMar/>
           </w:tcPr>
           <w:p>
             <w:pPr>
@@ -10842,6 +10965,7 @@
             <w:tcW w:w="7620" w:type="dxa"/>
             <w:gridSpan w:val="2"/>
             <w:shd w:val="clear" w:color="auto" w:fill="FBE5D5"/>
+            <w:tcMar/>
           </w:tcPr>
           <w:p>
             <w:pPr>
@@ -10873,6 +10997,7 @@
         <w:tc>
           <w:tcPr>
             <w:tcW w:w="1267" w:type="dxa"/>
+            <w:tcMar/>
           </w:tcPr>
           <w:p>
             <w:pPr>
@@ -10898,7 +11023,8 @@
           <w:tcPr>
             <w:tcW w:w="6727" w:type="dxa"/>
             <w:gridSpan w:val="2"/>
-            <w:shd w:val="clear" w:color="auto" w:fill="FFFFFF"/>
+            <w:shd w:val="clear" w:color="auto" w:fill="FFFFFF" w:themeFill="background1"/>
+            <w:tcMar/>
           </w:tcPr>
           <w:p>
             <w:pPr>
@@ -10921,7 +11047,8 @@
         <w:tc>
           <w:tcPr>
             <w:tcW w:w="2160" w:type="dxa"/>
-            <w:shd w:val="clear" w:color="auto" w:fill="FFFFFF"/>
+            <w:shd w:val="clear" w:color="auto" w:fill="FFFFFF" w:themeFill="background1"/>
+            <w:tcMar/>
           </w:tcPr>
           <w:p>
             <w:pPr>
@@ -10950,6 +11077,7 @@
         <w:tc>
           <w:tcPr>
             <w:tcW w:w="1267" w:type="dxa"/>
+            <w:tcMar/>
           </w:tcPr>
           <w:p>
             <w:pPr>
@@ -10975,7 +11103,8 @@
           <w:tcPr>
             <w:tcW w:w="6727" w:type="dxa"/>
             <w:gridSpan w:val="2"/>
-            <w:shd w:val="clear" w:color="auto" w:fill="FFFFFF"/>
+            <w:shd w:val="clear" w:color="auto" w:fill="FFFFFF" w:themeFill="background1"/>
+            <w:tcMar/>
           </w:tcPr>
           <w:p>
             <w:pPr>
@@ -10998,7 +11127,8 @@
         <w:tc>
           <w:tcPr>
             <w:tcW w:w="2160" w:type="dxa"/>
-            <w:shd w:val="clear" w:color="auto" w:fill="FFFFFF"/>
+            <w:shd w:val="clear" w:color="auto" w:fill="FFFFFF" w:themeFill="background1"/>
+            <w:tcMar/>
           </w:tcPr>
           <w:p>
             <w:pPr>
@@ -11019,6 +11149,7 @@
         <w:tc>
           <w:tcPr>
             <w:tcW w:w="1267" w:type="dxa"/>
+            <w:tcMar/>
           </w:tcPr>
           <w:p>
             <w:pPr>
@@ -11044,7 +11175,8 @@
           <w:tcPr>
             <w:tcW w:w="6727" w:type="dxa"/>
             <w:gridSpan w:val="2"/>
-            <w:shd w:val="clear" w:color="auto" w:fill="FFFFFF"/>
+            <w:shd w:val="clear" w:color="auto" w:fill="FFFFFF" w:themeFill="background1"/>
+            <w:tcMar/>
           </w:tcPr>
           <w:p>
             <w:pPr>
@@ -11067,7 +11199,8 @@
         <w:tc>
           <w:tcPr>
             <w:tcW w:w="2160" w:type="dxa"/>
-            <w:shd w:val="clear" w:color="auto" w:fill="FFFFFF"/>
+            <w:shd w:val="clear" w:color="auto" w:fill="FFFFFF" w:themeFill="background1"/>
+            <w:tcMar/>
           </w:tcPr>
           <w:p>
             <w:pPr>
@@ -11088,6 +11221,7 @@
         <w:tc>
           <w:tcPr>
             <w:tcW w:w="1267" w:type="dxa"/>
+            <w:tcMar/>
           </w:tcPr>
           <w:p>
             <w:pPr>
@@ -11113,7 +11247,8 @@
           <w:tcPr>
             <w:tcW w:w="6727" w:type="dxa"/>
             <w:gridSpan w:val="2"/>
-            <w:shd w:val="clear" w:color="auto" w:fill="FFFFFF"/>
+            <w:shd w:val="clear" w:color="auto" w:fill="FFFFFF" w:themeFill="background1"/>
+            <w:tcMar/>
           </w:tcPr>
           <w:p>
             <w:pPr>
@@ -11144,7 +11279,8 @@
         <w:tc>
           <w:tcPr>
             <w:tcW w:w="2160" w:type="dxa"/>
-            <w:shd w:val="clear" w:color="auto" w:fill="FFFFFF"/>
+            <w:shd w:val="clear" w:color="auto" w:fill="FFFFFF" w:themeFill="background1"/>
+            <w:tcMar/>
           </w:tcPr>
           <w:p>
             <w:pPr>
@@ -11167,6 +11303,7 @@
             <w:tcW w:w="2534" w:type="dxa"/>
             <w:gridSpan w:val="2"/>
             <w:shd w:val="clear" w:color="auto" w:fill="FBE5D5"/>
+            <w:tcMar/>
           </w:tcPr>
           <w:p>
             <w:pPr>
@@ -11192,7 +11329,8 @@
           <w:tcPr>
             <w:tcW w:w="7620" w:type="dxa"/>
             <w:gridSpan w:val="2"/>
-            <w:shd w:val="clear" w:color="auto" w:fill="FFFFFF"/>
+            <w:shd w:val="clear" w:color="auto" w:fill="FFFFFF" w:themeFill="background1"/>
+            <w:tcMar/>
           </w:tcPr>
           <w:p>
             <w:pPr>
@@ -11255,6 +11393,7 @@
             <w:tcW w:w="2534" w:type="dxa"/>
             <w:gridSpan w:val="2"/>
             <w:shd w:val="clear" w:color="auto" w:fill="FBE5D5"/>
+            <w:tcMar/>
           </w:tcPr>
           <w:p>
             <w:pPr>
@@ -11280,7 +11419,8 @@
           <w:tcPr>
             <w:tcW w:w="7620" w:type="dxa"/>
             <w:gridSpan w:val="2"/>
-            <w:shd w:val="clear" w:color="auto" w:fill="FFFFFF"/>
+            <w:shd w:val="clear" w:color="auto" w:fill="FFFFFF" w:themeFill="background1"/>
+            <w:tcMar/>
           </w:tcPr>
           <w:p>
             <w:pPr>
@@ -11342,6 +11482,7 @@
             <w:tcW w:w="2534" w:type="dxa"/>
             <w:gridSpan w:val="2"/>
             <w:shd w:val="clear" w:color="auto" w:fill="FBE5D5"/>
+            <w:tcMar/>
           </w:tcPr>
           <w:p>
             <w:pPr>
@@ -11368,6 +11509,7 @@
             <w:tcW w:w="7620" w:type="dxa"/>
             <w:gridSpan w:val="2"/>
             <w:shd w:val="clear" w:color="auto" w:fill="FBE5D5"/>
+            <w:tcMar/>
           </w:tcPr>
           <w:p>
             <w:pPr>
@@ -11399,6 +11541,7 @@
         <w:tc>
           <w:tcPr>
             <w:tcW w:w="1267" w:type="dxa"/>
+            <w:tcMar/>
           </w:tcPr>
           <w:p>
             <w:pPr>
@@ -11424,7 +11567,8 @@
           <w:tcPr>
             <w:tcW w:w="6727" w:type="dxa"/>
             <w:gridSpan w:val="2"/>
-            <w:shd w:val="clear" w:color="auto" w:fill="FFFFFF"/>
+            <w:shd w:val="clear" w:color="auto" w:fill="FFFFFF" w:themeFill="background1"/>
+            <w:tcMar/>
           </w:tcPr>
           <w:p>
             <w:pPr>
@@ -11455,7 +11599,8 @@
         <w:tc>
           <w:tcPr>
             <w:tcW w:w="2160" w:type="dxa"/>
-            <w:shd w:val="clear" w:color="auto" w:fill="FFFFFF"/>
+            <w:shd w:val="clear" w:color="auto" w:fill="FFFFFF" w:themeFill="background1"/>
+            <w:tcMar/>
           </w:tcPr>
           <w:p>
             <w:pPr>
@@ -11484,6 +11629,7 @@
         <w:tc>
           <w:tcPr>
             <w:tcW w:w="1267" w:type="dxa"/>
+            <w:tcMar/>
           </w:tcPr>
           <w:p>
             <w:pPr>
@@ -11509,7 +11655,8 @@
           <w:tcPr>
             <w:tcW w:w="6727" w:type="dxa"/>
             <w:gridSpan w:val="2"/>
-            <w:shd w:val="clear" w:color="auto" w:fill="FFFFFF"/>
+            <w:shd w:val="clear" w:color="auto" w:fill="FFFFFF" w:themeFill="background1"/>
+            <w:tcMar/>
           </w:tcPr>
           <w:p>
             <w:pPr>
@@ -11532,7 +11679,8 @@
         <w:tc>
           <w:tcPr>
             <w:tcW w:w="2160" w:type="dxa"/>
-            <w:shd w:val="clear" w:color="auto" w:fill="FFFFFF"/>
+            <w:shd w:val="clear" w:color="auto" w:fill="FFFFFF" w:themeFill="background1"/>
+            <w:tcMar/>
           </w:tcPr>
           <w:p>
             <w:pPr>
@@ -11553,6 +11701,7 @@
         <w:tc>
           <w:tcPr>
             <w:tcW w:w="1267" w:type="dxa"/>
+            <w:tcMar/>
           </w:tcPr>
           <w:p>
             <w:pPr>
@@ -11578,7 +11727,8 @@
           <w:tcPr>
             <w:tcW w:w="6727" w:type="dxa"/>
             <w:gridSpan w:val="2"/>
-            <w:shd w:val="clear" w:color="auto" w:fill="FFFFFF"/>
+            <w:shd w:val="clear" w:color="auto" w:fill="FFFFFF" w:themeFill="background1"/>
+            <w:tcMar/>
           </w:tcPr>
           <w:p>
             <w:pPr>
@@ -11601,7 +11751,8 @@
         <w:tc>
           <w:tcPr>
             <w:tcW w:w="2160" w:type="dxa"/>
-            <w:shd w:val="clear" w:color="auto" w:fill="FFFFFF"/>
+            <w:shd w:val="clear" w:color="auto" w:fill="FFFFFF" w:themeFill="background1"/>
+            <w:tcMar/>
           </w:tcPr>
           <w:p>
             <w:pPr>
@@ -11622,6 +11773,7 @@
         <w:tc>
           <w:tcPr>
             <w:tcW w:w="1267" w:type="dxa"/>
+            <w:tcMar/>
           </w:tcPr>
           <w:p>
             <w:pPr>
@@ -11647,7 +11799,8 @@
           <w:tcPr>
             <w:tcW w:w="6727" w:type="dxa"/>
             <w:gridSpan w:val="2"/>
-            <w:shd w:val="clear" w:color="auto" w:fill="FFFFFF"/>
+            <w:shd w:val="clear" w:color="auto" w:fill="FFFFFF" w:themeFill="background1"/>
+            <w:tcMar/>
           </w:tcPr>
           <w:p>
             <w:pPr>
@@ -11678,7 +11831,8 @@
         <w:tc>
           <w:tcPr>
             <w:tcW w:w="2160" w:type="dxa"/>
-            <w:shd w:val="clear" w:color="auto" w:fill="FFFFFF"/>
+            <w:shd w:val="clear" w:color="auto" w:fill="FFFFFF" w:themeFill="background1"/>
+            <w:tcMar/>
           </w:tcPr>
           <w:p>
             <w:pPr>
@@ -11701,6 +11855,7 @@
             <w:tcW w:w="2534" w:type="dxa"/>
             <w:gridSpan w:val="2"/>
             <w:shd w:val="clear" w:color="auto" w:fill="FBE5D5"/>
+            <w:tcMar/>
           </w:tcPr>
           <w:p>
             <w:pPr>
@@ -11726,7 +11881,8 @@
           <w:tcPr>
             <w:tcW w:w="7620" w:type="dxa"/>
             <w:gridSpan w:val="2"/>
-            <w:shd w:val="clear" w:color="auto" w:fill="FFFFFF"/>
+            <w:shd w:val="clear" w:color="auto" w:fill="FFFFFF" w:themeFill="background1"/>
+            <w:tcMar/>
           </w:tcPr>
           <w:p>
             <w:pPr>
@@ -11789,6 +11945,7 @@
             <w:tcW w:w="2534" w:type="dxa"/>
             <w:gridSpan w:val="2"/>
             <w:shd w:val="clear" w:color="auto" w:fill="FBE5D5"/>
+            <w:tcMar/>
           </w:tcPr>
           <w:p>
             <w:pPr>
@@ -11814,7 +11971,8 @@
           <w:tcPr>
             <w:tcW w:w="7620" w:type="dxa"/>
             <w:gridSpan w:val="2"/>
-            <w:shd w:val="clear" w:color="auto" w:fill="FFFFFF"/>
+            <w:shd w:val="clear" w:color="auto" w:fill="FFFFFF" w:themeFill="background1"/>
+            <w:tcMar/>
           </w:tcPr>
           <w:p>
             <w:pPr>
@@ -14120,8 +14278,8 @@
 </file>
 
 <file path=customXml/item2.xml><?xml version="1.0" encoding="utf-8"?>
-<ct:contentTypeSchema xmlns:ct="http://schemas.microsoft.com/office/2006/metadata/contentType" xmlns:ma="http://schemas.microsoft.com/office/2006/metadata/properties/metaAttributes" ct:_="" ma:_="" ma:contentTypeName="Documento" ma:contentTypeID="0x01010005252A1EF3BD024F856B47B579AB5244" ma:contentTypeVersion="11" ma:contentTypeDescription="Crear nuevo documento." ma:contentTypeScope="" ma:versionID="92b81066167b779aaeee7a3d91bad2fd">
-  <xsd:schema xmlns:xsd="http://www.w3.org/2001/XMLSchema" xmlns:xs="http://www.w3.org/2001/XMLSchema" xmlns:p="http://schemas.microsoft.com/office/2006/metadata/properties" xmlns:ns2="42760c81-fd8e-4d59-8953-7cdb9f38b14f" xmlns:ns3="67a0edcd-0de5-43ed-8c27-e32f38a00c91" targetNamespace="http://schemas.microsoft.com/office/2006/metadata/properties" ma:root="true" ma:fieldsID="83cd6766d967e870b9368cac1ade74e6" ns2:_="" ns3:_="">
+<ct:contentTypeSchema xmlns:ct="http://schemas.microsoft.com/office/2006/metadata/contentType" xmlns:ma="http://schemas.microsoft.com/office/2006/metadata/properties/metaAttributes" ct:_="" ma:_="" ma:contentTypeName="Documento" ma:contentTypeID="0x01010005252A1EF3BD024F856B47B579AB5244" ma:contentTypeVersion="12" ma:contentTypeDescription="Crear nuevo documento." ma:contentTypeScope="" ma:versionID="32d0e18b85ac20c34eab62df21c0cf58">
+  <xsd:schema xmlns:xsd="http://www.w3.org/2001/XMLSchema" xmlns:xs="http://www.w3.org/2001/XMLSchema" xmlns:p="http://schemas.microsoft.com/office/2006/metadata/properties" xmlns:ns2="42760c81-fd8e-4d59-8953-7cdb9f38b14f" xmlns:ns3="67a0edcd-0de5-43ed-8c27-e32f38a00c91" targetNamespace="http://schemas.microsoft.com/office/2006/metadata/properties" ma:root="true" ma:fieldsID="cc2c149e99f10870fd5bc3964e5386d3" ns2:_="" ns3:_="">
     <xsd:import namespace="42760c81-fd8e-4d59-8953-7cdb9f38b14f"/>
     <xsd:import namespace="67a0edcd-0de5-43ed-8c27-e32f38a00c91"/>
     <xsd:element name="properties">
@@ -14140,6 +14298,7 @@
                 <xsd:element ref="ns2:lcf76f155ced4ddcb4097134ff3c332f" minOccurs="0"/>
                 <xsd:element ref="ns3:TaxCatchAll" minOccurs="0"/>
                 <xsd:element ref="ns2:MediaServiceOCR" minOccurs="0"/>
+                <xsd:element ref="ns2:MediaServiceLocation" minOccurs="0"/>
               </xsd:all>
             </xsd:complexType>
           </xsd:element>
@@ -14197,6 +14356,11 @@
         <xsd:restriction base="dms:Note">
           <xsd:maxLength value="255"/>
         </xsd:restriction>
+      </xsd:simpleType>
+    </xsd:element>
+    <xsd:element name="MediaServiceLocation" ma:index="19" nillable="true" ma:displayName="Location" ma:description="" ma:indexed="true" ma:internalName="MediaServiceLocation" ma:readOnly="true">
+      <xsd:simpleType>
+        <xsd:restriction base="dms:Text"/>
       </xsd:simpleType>
     </xsd:element>
   </xsd:schema>
@@ -14334,7 +14498,7 @@
 </file>
 
 <file path=customXml/itemProps2.xml><?xml version="1.0" encoding="utf-8"?>
-<ds:datastoreItem xmlns:ds="http://schemas.openxmlformats.org/officeDocument/2006/customXml" ds:itemID="{2A9D35F5-EE06-4BCB-B61F-3DAA8E6205EF}"/>
+<ds:datastoreItem xmlns:ds="http://schemas.openxmlformats.org/officeDocument/2006/customXml" ds:itemID="{DC6B612B-21E4-41B3-BDB6-C4F99C63A57B}"/>
 </file>
 
 <file path=customXml/itemProps3.xml><?xml version="1.0" encoding="utf-8"?>
